--- a/DataStructures/BST.docx
+++ b/DataStructures/BST.docx
@@ -35,6 +35,11 @@
     </w:p>
     <w:p>
       <w:r>
+        <w:t>Stored as nodes.</w:t>
+      </w:r>
+    </w:p>
+    <w:p>
+      <w:r>
         <w:rPr>
           <w:b/>
           <w:bCs/>
@@ -44,13 +49,7 @@
     </w:p>
     <w:p>
       <w:r>
-        <w:t>Left child  &lt;  Parent</w:t>
-      </w:r>
-      <w:r>
-        <w:t xml:space="preserve"> &lt; </w:t>
-      </w:r>
-      <w:r>
-        <w:t>Right child</w:t>
+        <w:t>Left child  &lt;  Parent &lt; Right child</w:t>
       </w:r>
     </w:p>
     <w:p>
@@ -332,12 +331,12 @@
     </w:p>
     <w:p>
       <w:r>
+        <w:lastRenderedPageBreak/>
         <w:t xml:space="preserve">      4</w:t>
       </w:r>
     </w:p>
     <w:p>
       <w:r>
-        <w:lastRenderedPageBreak/>
         <w:t xml:space="preserve">Height becomes </w:t>
       </w:r>
       <w:r>
@@ -470,19 +469,9 @@
           <w:numId w:val="1"/>
         </w:numPr>
       </w:pPr>
-      <w:proofErr w:type="spellStart"/>
-      <w:r>
-        <w:t>Inorder</w:t>
-      </w:r>
-      <w:proofErr w:type="spellEnd"/>
-      <w:r>
-        <w:t xml:space="preserve"> / Preorder / </w:t>
-      </w:r>
-      <w:proofErr w:type="spellStart"/>
-      <w:r>
-        <w:t>Postorder</w:t>
-      </w:r>
-      <w:proofErr w:type="spellEnd"/>
+      <w:r>
+        <w:t>Inorder / Preorder / Postorder</w:t>
+      </w:r>
     </w:p>
     <w:p>
       <w:pPr>
@@ -1240,6 +1229,7 @@
   <w:style w:type="character" w:default="1" w:styleId="DefaultParagraphFont">
     <w:name w:val="Default Paragraph Font"/>
     <w:uiPriority w:val="1"/>
+    <w:semiHidden/>
     <w:unhideWhenUsed/>
   </w:style>
   <w:style w:type="table" w:default="1" w:styleId="TableNormal">
